--- a/templates/timetable-template.docx
+++ b/templates/timetable-template.docx
@@ -2192,6 +2192,976 @@
           </w:p>
         </w:tc>
       </w:tr>
+      <w:tr>
+        <w:tc>
+          <w:tcPr>
+            <w:tcW w:type="dxa" w:w="1077"/>
+            <w:shd w:fill="D9EAF7"/>
+            <w:vAlign w:val="center"/>
+            <w:tcMar>
+              <w:top w:w="35" w:type="dxa"/>
+              <w:start w:w="40" w:type="dxa"/>
+              <w:bottom w:w="35" w:type="dxa"/>
+              <w:end w:w="40" w:type="dxa"/>
+            </w:tcMar>
+          </w:tcPr>
+          <w:p>
+            <w:pPr>
+              <w:spacing w:before="0" w:after="0" w:line="240" w:lineRule="auto"/>
+              <w:jc w:val="center"/>
+            </w:pPr>
+            <w:r/>
+            <w:r>
+              <w:rPr>
+                <w:rFonts w:ascii="DFKai-SB" w:hAnsi="DFKai-SB" w:eastAsia="標楷體"/>
+                <w:b/>
+                <w:sz w:val="14"/>
+              </w:rPr>
+              <w:t>{#show11}11</w:t>
+              <w:br/>
+              <w:t>18:30–19:15</w:t>
+            </w:r>
+          </w:p>
+        </w:tc>
+        <w:tc>
+          <w:tcPr>
+            <w:tcW w:type="dxa" w:w="1633"/>
+            <w:vAlign w:val="center"/>
+            <w:tcMar>
+              <w:top w:w="35" w:type="dxa"/>
+              <w:start w:w="40" w:type="dxa"/>
+              <w:bottom w:w="35" w:type="dxa"/>
+              <w:end w:w="40" w:type="dxa"/>
+            </w:tcMar>
+          </w:tcPr>
+          <w:p>
+            <w:pPr>
+              <w:spacing w:before="0" w:after="0" w:line="240" w:lineRule="auto"/>
+              <w:jc w:val="center"/>
+            </w:pPr>
+            <w:r/>
+            <w:r>
+              <w:rPr>
+                <w:rFonts w:ascii="DFKai-SB" w:hAnsi="DFKai-SB" w:eastAsia="標楷體"/>
+                <w:b w:val="0"/>
+                <w:sz w:val="14"/>
+              </w:rPr>
+              <w:t>{p11d1}</w:t>
+            </w:r>
+          </w:p>
+        </w:tc>
+        <w:tc>
+          <w:tcPr>
+            <w:tcW w:type="dxa" w:w="1633"/>
+            <w:vAlign w:val="center"/>
+            <w:tcMar>
+              <w:top w:w="35" w:type="dxa"/>
+              <w:start w:w="40" w:type="dxa"/>
+              <w:bottom w:w="35" w:type="dxa"/>
+              <w:end w:w="40" w:type="dxa"/>
+            </w:tcMar>
+          </w:tcPr>
+          <w:p>
+            <w:pPr>
+              <w:spacing w:before="0" w:after="0" w:line="240" w:lineRule="auto"/>
+              <w:jc w:val="center"/>
+            </w:pPr>
+            <w:r/>
+            <w:r>
+              <w:rPr>
+                <w:rFonts w:ascii="DFKai-SB" w:hAnsi="DFKai-SB" w:eastAsia="標楷體"/>
+                <w:b w:val="0"/>
+                <w:sz w:val="14"/>
+              </w:rPr>
+              <w:t>{p11d2}</w:t>
+            </w:r>
+          </w:p>
+        </w:tc>
+        <w:tc>
+          <w:tcPr>
+            <w:tcW w:type="dxa" w:w="1633"/>
+            <w:vAlign w:val="center"/>
+            <w:tcMar>
+              <w:top w:w="35" w:type="dxa"/>
+              <w:start w:w="40" w:type="dxa"/>
+              <w:bottom w:w="35" w:type="dxa"/>
+              <w:end w:w="40" w:type="dxa"/>
+            </w:tcMar>
+          </w:tcPr>
+          <w:p>
+            <w:pPr>
+              <w:spacing w:before="0" w:after="0" w:line="240" w:lineRule="auto"/>
+              <w:jc w:val="center"/>
+            </w:pPr>
+            <w:r/>
+            <w:r>
+              <w:rPr>
+                <w:rFonts w:ascii="DFKai-SB" w:hAnsi="DFKai-SB" w:eastAsia="標楷體"/>
+                <w:b w:val="0"/>
+                <w:sz w:val="14"/>
+              </w:rPr>
+              <w:t>{p11d3}</w:t>
+            </w:r>
+          </w:p>
+        </w:tc>
+        <w:tc>
+          <w:tcPr>
+            <w:tcW w:type="dxa" w:w="1633"/>
+            <w:vAlign w:val="center"/>
+            <w:tcMar>
+              <w:top w:w="35" w:type="dxa"/>
+              <w:start w:w="40" w:type="dxa"/>
+              <w:bottom w:w="35" w:type="dxa"/>
+              <w:end w:w="40" w:type="dxa"/>
+            </w:tcMar>
+          </w:tcPr>
+          <w:p>
+            <w:pPr>
+              <w:spacing w:before="0" w:after="0" w:line="240" w:lineRule="auto"/>
+              <w:jc w:val="center"/>
+            </w:pPr>
+            <w:r/>
+            <w:r>
+              <w:rPr>
+                <w:rFonts w:ascii="DFKai-SB" w:hAnsi="DFKai-SB" w:eastAsia="標楷體"/>
+                <w:b w:val="0"/>
+                <w:sz w:val="14"/>
+              </w:rPr>
+              <w:t>{p11d4}</w:t>
+            </w:r>
+          </w:p>
+        </w:tc>
+        <w:tc>
+          <w:tcPr>
+            <w:tcW w:type="dxa" w:w="1633"/>
+            <w:vAlign w:val="center"/>
+            <w:tcMar>
+              <w:top w:w="35" w:type="dxa"/>
+              <w:start w:w="40" w:type="dxa"/>
+              <w:bottom w:w="35" w:type="dxa"/>
+              <w:end w:w="40" w:type="dxa"/>
+            </w:tcMar>
+          </w:tcPr>
+          <w:p>
+            <w:pPr>
+              <w:spacing w:before="0" w:after="0" w:line="240" w:lineRule="auto"/>
+              <w:jc w:val="center"/>
+            </w:pPr>
+            <w:r/>
+            <w:r>
+              <w:rPr>
+                <w:rFonts w:ascii="DFKai-SB" w:hAnsi="DFKai-SB" w:eastAsia="標楷體"/>
+                <w:b w:val="0"/>
+                <w:sz w:val="14"/>
+              </w:rPr>
+              <w:t>{p11d5}</w:t>
+            </w:r>
+          </w:p>
+        </w:tc>
+        <w:tc>
+          <w:tcPr>
+            <w:tcW w:type="dxa" w:w="1633"/>
+            <w:vAlign w:val="center"/>
+            <w:tcMar>
+              <w:top w:w="35" w:type="dxa"/>
+              <w:start w:w="40" w:type="dxa"/>
+              <w:bottom w:w="35" w:type="dxa"/>
+              <w:end w:w="40" w:type="dxa"/>
+            </w:tcMar>
+          </w:tcPr>
+          <w:p>
+            <w:pPr>
+              <w:spacing w:before="0" w:after="0" w:line="240" w:lineRule="auto"/>
+              <w:jc w:val="center"/>
+            </w:pPr>
+            <w:r/>
+            <w:r>
+              <w:rPr>
+                <w:rFonts w:ascii="DFKai-SB" w:hAnsi="DFKai-SB" w:eastAsia="標楷體"/>
+                <w:b w:val="0"/>
+                <w:sz w:val="14"/>
+              </w:rPr>
+              <w:t>{p11d6}{/show11}</w:t>
+            </w:r>
+          </w:p>
+        </w:tc>
+      </w:tr>
+      <w:tr>
+        <w:tc>
+          <w:tcPr>
+            <w:tcW w:type="dxa" w:w="1077"/>
+            <w:shd w:fill="D9EAF7"/>
+            <w:vAlign w:val="center"/>
+            <w:tcMar>
+              <w:top w:w="35" w:type="dxa"/>
+              <w:start w:w="40" w:type="dxa"/>
+              <w:bottom w:w="35" w:type="dxa"/>
+              <w:end w:w="40" w:type="dxa"/>
+            </w:tcMar>
+          </w:tcPr>
+          <w:p>
+            <w:pPr>
+              <w:spacing w:before="0" w:after="0" w:line="240" w:lineRule="auto"/>
+              <w:jc w:val="center"/>
+            </w:pPr>
+            <w:r/>
+            <w:r>
+              <w:rPr>
+                <w:rFonts w:ascii="DFKai-SB" w:hAnsi="DFKai-SB" w:eastAsia="標楷體"/>
+                <w:b/>
+                <w:sz w:val="14"/>
+              </w:rPr>
+              <w:t>{#show12}12</w:t>
+              <w:br/>
+              <w:t>19:15–20:00</w:t>
+            </w:r>
+          </w:p>
+        </w:tc>
+        <w:tc>
+          <w:tcPr>
+            <w:tcW w:type="dxa" w:w="1633"/>
+            <w:vAlign w:val="center"/>
+            <w:tcMar>
+              <w:top w:w="35" w:type="dxa"/>
+              <w:start w:w="40" w:type="dxa"/>
+              <w:bottom w:w="35" w:type="dxa"/>
+              <w:end w:w="40" w:type="dxa"/>
+            </w:tcMar>
+          </w:tcPr>
+          <w:p>
+            <w:pPr>
+              <w:spacing w:before="0" w:after="0" w:line="240" w:lineRule="auto"/>
+              <w:jc w:val="center"/>
+            </w:pPr>
+            <w:r/>
+            <w:r>
+              <w:rPr>
+                <w:rFonts w:ascii="DFKai-SB" w:hAnsi="DFKai-SB" w:eastAsia="標楷體"/>
+                <w:b w:val="0"/>
+                <w:sz w:val="14"/>
+              </w:rPr>
+              <w:t>{p12d1}</w:t>
+            </w:r>
+          </w:p>
+        </w:tc>
+        <w:tc>
+          <w:tcPr>
+            <w:tcW w:type="dxa" w:w="1633"/>
+            <w:vAlign w:val="center"/>
+            <w:tcMar>
+              <w:top w:w="35" w:type="dxa"/>
+              <w:start w:w="40" w:type="dxa"/>
+              <w:bottom w:w="35" w:type="dxa"/>
+              <w:end w:w="40" w:type="dxa"/>
+            </w:tcMar>
+          </w:tcPr>
+          <w:p>
+            <w:pPr>
+              <w:spacing w:before="0" w:after="0" w:line="240" w:lineRule="auto"/>
+              <w:jc w:val="center"/>
+            </w:pPr>
+            <w:r/>
+            <w:r>
+              <w:rPr>
+                <w:rFonts w:ascii="DFKai-SB" w:hAnsi="DFKai-SB" w:eastAsia="標楷體"/>
+                <w:b w:val="0"/>
+                <w:sz w:val="14"/>
+              </w:rPr>
+              <w:t>{p12d2}</w:t>
+            </w:r>
+          </w:p>
+        </w:tc>
+        <w:tc>
+          <w:tcPr>
+            <w:tcW w:type="dxa" w:w="1633"/>
+            <w:vAlign w:val="center"/>
+            <w:tcMar>
+              <w:top w:w="35" w:type="dxa"/>
+              <w:start w:w="40" w:type="dxa"/>
+              <w:bottom w:w="35" w:type="dxa"/>
+              <w:end w:w="40" w:type="dxa"/>
+            </w:tcMar>
+          </w:tcPr>
+          <w:p>
+            <w:pPr>
+              <w:spacing w:before="0" w:after="0" w:line="240" w:lineRule="auto"/>
+              <w:jc w:val="center"/>
+            </w:pPr>
+            <w:r/>
+            <w:r>
+              <w:rPr>
+                <w:rFonts w:ascii="DFKai-SB" w:hAnsi="DFKai-SB" w:eastAsia="標楷體"/>
+                <w:b w:val="0"/>
+                <w:sz w:val="14"/>
+              </w:rPr>
+              <w:t>{p12d3}</w:t>
+            </w:r>
+          </w:p>
+        </w:tc>
+        <w:tc>
+          <w:tcPr>
+            <w:tcW w:type="dxa" w:w="1633"/>
+            <w:vAlign w:val="center"/>
+            <w:tcMar>
+              <w:top w:w="35" w:type="dxa"/>
+              <w:start w:w="40" w:type="dxa"/>
+              <w:bottom w:w="35" w:type="dxa"/>
+              <w:end w:w="40" w:type="dxa"/>
+            </w:tcMar>
+          </w:tcPr>
+          <w:p>
+            <w:pPr>
+              <w:spacing w:before="0" w:after="0" w:line="240" w:lineRule="auto"/>
+              <w:jc w:val="center"/>
+            </w:pPr>
+            <w:r/>
+            <w:r>
+              <w:rPr>
+                <w:rFonts w:ascii="DFKai-SB" w:hAnsi="DFKai-SB" w:eastAsia="標楷體"/>
+                <w:b w:val="0"/>
+                <w:sz w:val="14"/>
+              </w:rPr>
+              <w:t>{p12d4}</w:t>
+            </w:r>
+          </w:p>
+        </w:tc>
+        <w:tc>
+          <w:tcPr>
+            <w:tcW w:type="dxa" w:w="1633"/>
+            <w:vAlign w:val="center"/>
+            <w:tcMar>
+              <w:top w:w="35" w:type="dxa"/>
+              <w:start w:w="40" w:type="dxa"/>
+              <w:bottom w:w="35" w:type="dxa"/>
+              <w:end w:w="40" w:type="dxa"/>
+            </w:tcMar>
+          </w:tcPr>
+          <w:p>
+            <w:pPr>
+              <w:spacing w:before="0" w:after="0" w:line="240" w:lineRule="auto"/>
+              <w:jc w:val="center"/>
+            </w:pPr>
+            <w:r/>
+            <w:r>
+              <w:rPr>
+                <w:rFonts w:ascii="DFKai-SB" w:hAnsi="DFKai-SB" w:eastAsia="標楷體"/>
+                <w:b w:val="0"/>
+                <w:sz w:val="14"/>
+              </w:rPr>
+              <w:t>{p12d5}</w:t>
+            </w:r>
+          </w:p>
+        </w:tc>
+        <w:tc>
+          <w:tcPr>
+            <w:tcW w:type="dxa" w:w="1633"/>
+            <w:vAlign w:val="center"/>
+            <w:tcMar>
+              <w:top w:w="35" w:type="dxa"/>
+              <w:start w:w="40" w:type="dxa"/>
+              <w:bottom w:w="35" w:type="dxa"/>
+              <w:end w:w="40" w:type="dxa"/>
+            </w:tcMar>
+          </w:tcPr>
+          <w:p>
+            <w:pPr>
+              <w:spacing w:before="0" w:after="0" w:line="240" w:lineRule="auto"/>
+              <w:jc w:val="center"/>
+            </w:pPr>
+            <w:r/>
+            <w:r>
+              <w:rPr>
+                <w:rFonts w:ascii="DFKai-SB" w:hAnsi="DFKai-SB" w:eastAsia="標楷體"/>
+                <w:b w:val="0"/>
+                <w:sz w:val="14"/>
+              </w:rPr>
+              <w:t>{p12d6}{/show12}</w:t>
+            </w:r>
+          </w:p>
+        </w:tc>
+      </w:tr>
+      <w:tr>
+        <w:tc>
+          <w:tcPr>
+            <w:tcW w:type="dxa" w:w="1077"/>
+            <w:shd w:fill="D9EAF7"/>
+            <w:vAlign w:val="center"/>
+            <w:tcMar>
+              <w:top w:w="35" w:type="dxa"/>
+              <w:start w:w="40" w:type="dxa"/>
+              <w:bottom w:w="35" w:type="dxa"/>
+              <w:end w:w="40" w:type="dxa"/>
+            </w:tcMar>
+          </w:tcPr>
+          <w:p>
+            <w:pPr>
+              <w:spacing w:before="0" w:after="0" w:line="240" w:lineRule="auto"/>
+              <w:jc w:val="center"/>
+            </w:pPr>
+            <w:r/>
+            <w:r>
+              <w:rPr>
+                <w:rFonts w:ascii="DFKai-SB" w:hAnsi="DFKai-SB" w:eastAsia="標楷體"/>
+                <w:b/>
+                <w:sz w:val="14"/>
+              </w:rPr>
+              <w:t>{#show13}13</w:t>
+              <w:br/>
+              <w:t>20:10–20:55</w:t>
+            </w:r>
+          </w:p>
+        </w:tc>
+        <w:tc>
+          <w:tcPr>
+            <w:tcW w:type="dxa" w:w="1633"/>
+            <w:vAlign w:val="center"/>
+            <w:tcMar>
+              <w:top w:w="35" w:type="dxa"/>
+              <w:start w:w="40" w:type="dxa"/>
+              <w:bottom w:w="35" w:type="dxa"/>
+              <w:end w:w="40" w:type="dxa"/>
+            </w:tcMar>
+          </w:tcPr>
+          <w:p>
+            <w:pPr>
+              <w:spacing w:before="0" w:after="0" w:line="240" w:lineRule="auto"/>
+              <w:jc w:val="center"/>
+            </w:pPr>
+            <w:r/>
+            <w:r>
+              <w:rPr>
+                <w:rFonts w:ascii="DFKai-SB" w:hAnsi="DFKai-SB" w:eastAsia="標楷體"/>
+                <w:b w:val="0"/>
+                <w:sz w:val="14"/>
+              </w:rPr>
+              <w:t>{p13d1}</w:t>
+            </w:r>
+          </w:p>
+        </w:tc>
+        <w:tc>
+          <w:tcPr>
+            <w:tcW w:type="dxa" w:w="1633"/>
+            <w:vAlign w:val="center"/>
+            <w:tcMar>
+              <w:top w:w="35" w:type="dxa"/>
+              <w:start w:w="40" w:type="dxa"/>
+              <w:bottom w:w="35" w:type="dxa"/>
+              <w:end w:w="40" w:type="dxa"/>
+            </w:tcMar>
+          </w:tcPr>
+          <w:p>
+            <w:pPr>
+              <w:spacing w:before="0" w:after="0" w:line="240" w:lineRule="auto"/>
+              <w:jc w:val="center"/>
+            </w:pPr>
+            <w:r/>
+            <w:r>
+              <w:rPr>
+                <w:rFonts w:ascii="DFKai-SB" w:hAnsi="DFKai-SB" w:eastAsia="標楷體"/>
+                <w:b w:val="0"/>
+                <w:sz w:val="14"/>
+              </w:rPr>
+              <w:t>{p13d2}</w:t>
+            </w:r>
+          </w:p>
+        </w:tc>
+        <w:tc>
+          <w:tcPr>
+            <w:tcW w:type="dxa" w:w="1633"/>
+            <w:vAlign w:val="center"/>
+            <w:tcMar>
+              <w:top w:w="35" w:type="dxa"/>
+              <w:start w:w="40" w:type="dxa"/>
+              <w:bottom w:w="35" w:type="dxa"/>
+              <w:end w:w="40" w:type="dxa"/>
+            </w:tcMar>
+          </w:tcPr>
+          <w:p>
+            <w:pPr>
+              <w:spacing w:before="0" w:after="0" w:line="240" w:lineRule="auto"/>
+              <w:jc w:val="center"/>
+            </w:pPr>
+            <w:r/>
+            <w:r>
+              <w:rPr>
+                <w:rFonts w:ascii="DFKai-SB" w:hAnsi="DFKai-SB" w:eastAsia="標楷體"/>
+                <w:b w:val="0"/>
+                <w:sz w:val="14"/>
+              </w:rPr>
+              <w:t>{p13d3}</w:t>
+            </w:r>
+          </w:p>
+        </w:tc>
+        <w:tc>
+          <w:tcPr>
+            <w:tcW w:type="dxa" w:w="1633"/>
+            <w:vAlign w:val="center"/>
+            <w:tcMar>
+              <w:top w:w="35" w:type="dxa"/>
+              <w:start w:w="40" w:type="dxa"/>
+              <w:bottom w:w="35" w:type="dxa"/>
+              <w:end w:w="40" w:type="dxa"/>
+            </w:tcMar>
+          </w:tcPr>
+          <w:p>
+            <w:pPr>
+              <w:spacing w:before="0" w:after="0" w:line="240" w:lineRule="auto"/>
+              <w:jc w:val="center"/>
+            </w:pPr>
+            <w:r/>
+            <w:r>
+              <w:rPr>
+                <w:rFonts w:ascii="DFKai-SB" w:hAnsi="DFKai-SB" w:eastAsia="標楷體"/>
+                <w:b w:val="0"/>
+                <w:sz w:val="14"/>
+              </w:rPr>
+              <w:t>{p13d4}</w:t>
+            </w:r>
+          </w:p>
+        </w:tc>
+        <w:tc>
+          <w:tcPr>
+            <w:tcW w:type="dxa" w:w="1633"/>
+            <w:vAlign w:val="center"/>
+            <w:tcMar>
+              <w:top w:w="35" w:type="dxa"/>
+              <w:start w:w="40" w:type="dxa"/>
+              <w:bottom w:w="35" w:type="dxa"/>
+              <w:end w:w="40" w:type="dxa"/>
+            </w:tcMar>
+          </w:tcPr>
+          <w:p>
+            <w:pPr>
+              <w:spacing w:before="0" w:after="0" w:line="240" w:lineRule="auto"/>
+              <w:jc w:val="center"/>
+            </w:pPr>
+            <w:r/>
+            <w:r>
+              <w:rPr>
+                <w:rFonts w:ascii="DFKai-SB" w:hAnsi="DFKai-SB" w:eastAsia="標楷體"/>
+                <w:b w:val="0"/>
+                <w:sz w:val="14"/>
+              </w:rPr>
+              <w:t>{p13d5}</w:t>
+            </w:r>
+          </w:p>
+        </w:tc>
+        <w:tc>
+          <w:tcPr>
+            <w:tcW w:type="dxa" w:w="1633"/>
+            <w:vAlign w:val="center"/>
+            <w:tcMar>
+              <w:top w:w="35" w:type="dxa"/>
+              <w:start w:w="40" w:type="dxa"/>
+              <w:bottom w:w="35" w:type="dxa"/>
+              <w:end w:w="40" w:type="dxa"/>
+            </w:tcMar>
+          </w:tcPr>
+          <w:p>
+            <w:pPr>
+              <w:spacing w:before="0" w:after="0" w:line="240" w:lineRule="auto"/>
+              <w:jc w:val="center"/>
+            </w:pPr>
+            <w:r/>
+            <w:r>
+              <w:rPr>
+                <w:rFonts w:ascii="DFKai-SB" w:hAnsi="DFKai-SB" w:eastAsia="標楷體"/>
+                <w:b w:val="0"/>
+                <w:sz w:val="14"/>
+              </w:rPr>
+              <w:t>{p13d6}{/show13}</w:t>
+            </w:r>
+          </w:p>
+        </w:tc>
+      </w:tr>
+      <w:tr>
+        <w:tc>
+          <w:tcPr>
+            <w:tcW w:type="dxa" w:w="1077"/>
+            <w:shd w:fill="D9EAF7"/>
+            <w:vAlign w:val="center"/>
+            <w:tcMar>
+              <w:top w:w="35" w:type="dxa"/>
+              <w:start w:w="40" w:type="dxa"/>
+              <w:bottom w:w="35" w:type="dxa"/>
+              <w:end w:w="40" w:type="dxa"/>
+            </w:tcMar>
+          </w:tcPr>
+          <w:p>
+            <w:pPr>
+              <w:spacing w:before="0" w:after="0" w:line="240" w:lineRule="auto"/>
+              <w:jc w:val="center"/>
+            </w:pPr>
+            <w:r/>
+            <w:r>
+              <w:rPr>
+                <w:rFonts w:ascii="DFKai-SB" w:hAnsi="DFKai-SB" w:eastAsia="標楷體"/>
+                <w:b/>
+                <w:sz w:val="14"/>
+              </w:rPr>
+              <w:t>{#show14}14</w:t>
+              <w:br/>
+              <w:t>20:55–21:40</w:t>
+            </w:r>
+          </w:p>
+        </w:tc>
+        <w:tc>
+          <w:tcPr>
+            <w:tcW w:type="dxa" w:w="1633"/>
+            <w:vAlign w:val="center"/>
+            <w:tcMar>
+              <w:top w:w="35" w:type="dxa"/>
+              <w:start w:w="40" w:type="dxa"/>
+              <w:bottom w:w="35" w:type="dxa"/>
+              <w:end w:w="40" w:type="dxa"/>
+            </w:tcMar>
+          </w:tcPr>
+          <w:p>
+            <w:pPr>
+              <w:spacing w:before="0" w:after="0" w:line="240" w:lineRule="auto"/>
+              <w:jc w:val="center"/>
+            </w:pPr>
+            <w:r/>
+            <w:r>
+              <w:rPr>
+                <w:rFonts w:ascii="DFKai-SB" w:hAnsi="DFKai-SB" w:eastAsia="標楷體"/>
+                <w:b w:val="0"/>
+                <w:sz w:val="14"/>
+              </w:rPr>
+              <w:t>{p14d1}</w:t>
+            </w:r>
+          </w:p>
+        </w:tc>
+        <w:tc>
+          <w:tcPr>
+            <w:tcW w:type="dxa" w:w="1633"/>
+            <w:vAlign w:val="center"/>
+            <w:tcMar>
+              <w:top w:w="35" w:type="dxa"/>
+              <w:start w:w="40" w:type="dxa"/>
+              <w:bottom w:w="35" w:type="dxa"/>
+              <w:end w:w="40" w:type="dxa"/>
+            </w:tcMar>
+          </w:tcPr>
+          <w:p>
+            <w:pPr>
+              <w:spacing w:before="0" w:after="0" w:line="240" w:lineRule="auto"/>
+              <w:jc w:val="center"/>
+            </w:pPr>
+            <w:r/>
+            <w:r>
+              <w:rPr>
+                <w:rFonts w:ascii="DFKai-SB" w:hAnsi="DFKai-SB" w:eastAsia="標楷體"/>
+                <w:b w:val="0"/>
+                <w:sz w:val="14"/>
+              </w:rPr>
+              <w:t>{p14d2}</w:t>
+            </w:r>
+          </w:p>
+        </w:tc>
+        <w:tc>
+          <w:tcPr>
+            <w:tcW w:type="dxa" w:w="1633"/>
+            <w:vAlign w:val="center"/>
+            <w:tcMar>
+              <w:top w:w="35" w:type="dxa"/>
+              <w:start w:w="40" w:type="dxa"/>
+              <w:bottom w:w="35" w:type="dxa"/>
+              <w:end w:w="40" w:type="dxa"/>
+            </w:tcMar>
+          </w:tcPr>
+          <w:p>
+            <w:pPr>
+              <w:spacing w:before="0" w:after="0" w:line="240" w:lineRule="auto"/>
+              <w:jc w:val="center"/>
+            </w:pPr>
+            <w:r/>
+            <w:r>
+              <w:rPr>
+                <w:rFonts w:ascii="DFKai-SB" w:hAnsi="DFKai-SB" w:eastAsia="標楷體"/>
+                <w:b w:val="0"/>
+                <w:sz w:val="14"/>
+              </w:rPr>
+              <w:t>{p14d3}</w:t>
+            </w:r>
+          </w:p>
+        </w:tc>
+        <w:tc>
+          <w:tcPr>
+            <w:tcW w:type="dxa" w:w="1633"/>
+            <w:vAlign w:val="center"/>
+            <w:tcMar>
+              <w:top w:w="35" w:type="dxa"/>
+              <w:start w:w="40" w:type="dxa"/>
+              <w:bottom w:w="35" w:type="dxa"/>
+              <w:end w:w="40" w:type="dxa"/>
+            </w:tcMar>
+          </w:tcPr>
+          <w:p>
+            <w:pPr>
+              <w:spacing w:before="0" w:after="0" w:line="240" w:lineRule="auto"/>
+              <w:jc w:val="center"/>
+            </w:pPr>
+            <w:r/>
+            <w:r>
+              <w:rPr>
+                <w:rFonts w:ascii="DFKai-SB" w:hAnsi="DFKai-SB" w:eastAsia="標楷體"/>
+                <w:b w:val="0"/>
+                <w:sz w:val="14"/>
+              </w:rPr>
+              <w:t>{p14d4}</w:t>
+            </w:r>
+          </w:p>
+        </w:tc>
+        <w:tc>
+          <w:tcPr>
+            <w:tcW w:type="dxa" w:w="1633"/>
+            <w:vAlign w:val="center"/>
+            <w:tcMar>
+              <w:top w:w="35" w:type="dxa"/>
+              <w:start w:w="40" w:type="dxa"/>
+              <w:bottom w:w="35" w:type="dxa"/>
+              <w:end w:w="40" w:type="dxa"/>
+            </w:tcMar>
+          </w:tcPr>
+          <w:p>
+            <w:pPr>
+              <w:spacing w:before="0" w:after="0" w:line="240" w:lineRule="auto"/>
+              <w:jc w:val="center"/>
+            </w:pPr>
+            <w:r/>
+            <w:r>
+              <w:rPr>
+                <w:rFonts w:ascii="DFKai-SB" w:hAnsi="DFKai-SB" w:eastAsia="標楷體"/>
+                <w:b w:val="0"/>
+                <w:sz w:val="14"/>
+              </w:rPr>
+              <w:t>{p14d5}</w:t>
+            </w:r>
+          </w:p>
+        </w:tc>
+        <w:tc>
+          <w:tcPr>
+            <w:tcW w:type="dxa" w:w="1633"/>
+            <w:vAlign w:val="center"/>
+            <w:tcMar>
+              <w:top w:w="35" w:type="dxa"/>
+              <w:start w:w="40" w:type="dxa"/>
+              <w:bottom w:w="35" w:type="dxa"/>
+              <w:end w:w="40" w:type="dxa"/>
+            </w:tcMar>
+          </w:tcPr>
+          <w:p>
+            <w:pPr>
+              <w:spacing w:before="0" w:after="0" w:line="240" w:lineRule="auto"/>
+              <w:jc w:val="center"/>
+            </w:pPr>
+            <w:r/>
+            <w:r>
+              <w:rPr>
+                <w:rFonts w:ascii="DFKai-SB" w:hAnsi="DFKai-SB" w:eastAsia="標楷體"/>
+                <w:b w:val="0"/>
+                <w:sz w:val="14"/>
+              </w:rPr>
+              <w:t>{p14d6}{/show14}</w:t>
+            </w:r>
+          </w:p>
+        </w:tc>
+      </w:tr>
+      <w:tr>
+        <w:tc>
+          <w:tcPr>
+            <w:tcW w:type="dxa" w:w="1077"/>
+            <w:shd w:fill="D9EAF7"/>
+            <w:vAlign w:val="center"/>
+            <w:tcMar>
+              <w:top w:w="35" w:type="dxa"/>
+              <w:start w:w="40" w:type="dxa"/>
+              <w:bottom w:w="35" w:type="dxa"/>
+              <w:end w:w="40" w:type="dxa"/>
+            </w:tcMar>
+          </w:tcPr>
+          <w:p>
+            <w:pPr>
+              <w:spacing w:before="0" w:after="0" w:line="240" w:lineRule="auto"/>
+              <w:jc w:val="center"/>
+            </w:pPr>
+            <w:r/>
+            <w:r>
+              <w:rPr>
+                <w:rFonts w:ascii="DFKai-SB" w:hAnsi="DFKai-SB" w:eastAsia="標楷體"/>
+                <w:b/>
+                <w:sz w:val="14"/>
+              </w:rPr>
+              <w:t>{#show15}15</w:t>
+              <w:br/>
+              <w:t>21:45–22:30</w:t>
+            </w:r>
+          </w:p>
+        </w:tc>
+        <w:tc>
+          <w:tcPr>
+            <w:tcW w:type="dxa" w:w="1633"/>
+            <w:vAlign w:val="center"/>
+            <w:tcMar>
+              <w:top w:w="35" w:type="dxa"/>
+              <w:start w:w="40" w:type="dxa"/>
+              <w:bottom w:w="35" w:type="dxa"/>
+              <w:end w:w="40" w:type="dxa"/>
+            </w:tcMar>
+          </w:tcPr>
+          <w:p>
+            <w:pPr>
+              <w:spacing w:before="0" w:after="0" w:line="240" w:lineRule="auto"/>
+              <w:jc w:val="center"/>
+            </w:pPr>
+            <w:r/>
+            <w:r>
+              <w:rPr>
+                <w:rFonts w:ascii="DFKai-SB" w:hAnsi="DFKai-SB" w:eastAsia="標楷體"/>
+                <w:b w:val="0"/>
+                <w:sz w:val="14"/>
+              </w:rPr>
+              <w:t>{p15d1}</w:t>
+            </w:r>
+          </w:p>
+        </w:tc>
+        <w:tc>
+          <w:tcPr>
+            <w:tcW w:type="dxa" w:w="1633"/>
+            <w:vAlign w:val="center"/>
+            <w:tcMar>
+              <w:top w:w="35" w:type="dxa"/>
+              <w:start w:w="40" w:type="dxa"/>
+              <w:bottom w:w="35" w:type="dxa"/>
+              <w:end w:w="40" w:type="dxa"/>
+            </w:tcMar>
+          </w:tcPr>
+          <w:p>
+            <w:pPr>
+              <w:spacing w:before="0" w:after="0" w:line="240" w:lineRule="auto"/>
+              <w:jc w:val="center"/>
+            </w:pPr>
+            <w:r/>
+            <w:r>
+              <w:rPr>
+                <w:rFonts w:ascii="DFKai-SB" w:hAnsi="DFKai-SB" w:eastAsia="標楷體"/>
+                <w:b w:val="0"/>
+                <w:sz w:val="14"/>
+              </w:rPr>
+              <w:t>{p15d2}</w:t>
+            </w:r>
+          </w:p>
+        </w:tc>
+        <w:tc>
+          <w:tcPr>
+            <w:tcW w:type="dxa" w:w="1633"/>
+            <w:vAlign w:val="center"/>
+            <w:tcMar>
+              <w:top w:w="35" w:type="dxa"/>
+              <w:start w:w="40" w:type="dxa"/>
+              <w:bottom w:w="35" w:type="dxa"/>
+              <w:end w:w="40" w:type="dxa"/>
+            </w:tcMar>
+          </w:tcPr>
+          <w:p>
+            <w:pPr>
+              <w:spacing w:before="0" w:after="0" w:line="240" w:lineRule="auto"/>
+              <w:jc w:val="center"/>
+            </w:pPr>
+            <w:r/>
+            <w:r>
+              <w:rPr>
+                <w:rFonts w:ascii="DFKai-SB" w:hAnsi="DFKai-SB" w:eastAsia="標楷體"/>
+                <w:b w:val="0"/>
+                <w:sz w:val="14"/>
+              </w:rPr>
+              <w:t>{p15d3}</w:t>
+            </w:r>
+          </w:p>
+        </w:tc>
+        <w:tc>
+          <w:tcPr>
+            <w:tcW w:type="dxa" w:w="1633"/>
+            <w:vAlign w:val="center"/>
+            <w:tcMar>
+              <w:top w:w="35" w:type="dxa"/>
+              <w:start w:w="40" w:type="dxa"/>
+              <w:bottom w:w="35" w:type="dxa"/>
+              <w:end w:w="40" w:type="dxa"/>
+            </w:tcMar>
+          </w:tcPr>
+          <w:p>
+            <w:pPr>
+              <w:spacing w:before="0" w:after="0" w:line="240" w:lineRule="auto"/>
+              <w:jc w:val="center"/>
+            </w:pPr>
+            <w:r/>
+            <w:r>
+              <w:rPr>
+                <w:rFonts w:ascii="DFKai-SB" w:hAnsi="DFKai-SB" w:eastAsia="標楷體"/>
+                <w:b w:val="0"/>
+                <w:sz w:val="14"/>
+              </w:rPr>
+              <w:t>{p15d4}</w:t>
+            </w:r>
+          </w:p>
+        </w:tc>
+        <w:tc>
+          <w:tcPr>
+            <w:tcW w:type="dxa" w:w="1633"/>
+            <w:vAlign w:val="center"/>
+            <w:tcMar>
+              <w:top w:w="35" w:type="dxa"/>
+              <w:start w:w="40" w:type="dxa"/>
+              <w:bottom w:w="35" w:type="dxa"/>
+              <w:end w:w="40" w:type="dxa"/>
+            </w:tcMar>
+          </w:tcPr>
+          <w:p>
+            <w:pPr>
+              <w:spacing w:before="0" w:after="0" w:line="240" w:lineRule="auto"/>
+              <w:jc w:val="center"/>
+            </w:pPr>
+            <w:r/>
+            <w:r>
+              <w:rPr>
+                <w:rFonts w:ascii="DFKai-SB" w:hAnsi="DFKai-SB" w:eastAsia="標楷體"/>
+                <w:b w:val="0"/>
+                <w:sz w:val="14"/>
+              </w:rPr>
+              <w:t>{p15d5}</w:t>
+            </w:r>
+          </w:p>
+        </w:tc>
+        <w:tc>
+          <w:tcPr>
+            <w:tcW w:type="dxa" w:w="1633"/>
+            <w:vAlign w:val="center"/>
+            <w:tcMar>
+              <w:top w:w="35" w:type="dxa"/>
+              <w:start w:w="40" w:type="dxa"/>
+              <w:bottom w:w="35" w:type="dxa"/>
+              <w:end w:w="40" w:type="dxa"/>
+            </w:tcMar>
+          </w:tcPr>
+          <w:p>
+            <w:pPr>
+              <w:spacing w:before="0" w:after="0" w:line="240" w:lineRule="auto"/>
+              <w:jc w:val="center"/>
+            </w:pPr>
+            <w:r/>
+            <w:r>
+              <w:rPr>
+                <w:rFonts w:ascii="DFKai-SB" w:hAnsi="DFKai-SB" w:eastAsia="標楷體"/>
+                <w:b w:val="0"/>
+                <w:sz w:val="14"/>
+              </w:rPr>
+              <w:t>{p15d6}{/show15}</w:t>
+            </w:r>
+          </w:p>
+        </w:tc>
+      </w:tr>
     </w:tbl>
     <w:sectPr>
       <w:pgSz w:w="11906" w:h="16838"/>

--- a/templates/timetable-template.docx
+++ b/templates/timetable-template.docx
@@ -11,7 +11,7 @@
         <w:rPr>
           <w:rFonts w:ascii="DFKai-SB" w:hAnsi="DFKai-SB" w:eastAsia="標楷體"/>
           <w:b/>
-          <w:sz w:val="28"/>
+          <w:sz w:val="24"/>
         </w:rPr>
         <w:t>{academicYear}學年第{semester}學期　學生課表</w:t>
       </w:r>
@@ -25,7 +25,7 @@
         <w:rPr>
           <w:rFonts w:ascii="DFKai-SB" w:hAnsi="DFKai-SB" w:eastAsia="標楷體"/>
           <w:b w:val="0"/>
-          <w:sz w:val="19"/>
+          <w:sz w:val="24"/>
         </w:rPr>
         <w:t>學號：{studentId}　姓名：{studentName}</w:t>
       </w:r>
@@ -63,7 +63,7 @@
           <w:p>
             <w:pPr>
               <w:spacing w:before="0" w:after="0" w:line="240" w:lineRule="auto"/>
-              <w:jc w:val="center"/>
+              <w:jc w:val="left"/>
             </w:pPr>
             <w:r/>
             <w:r>
@@ -71,7 +71,7 @@
                 <w:rFonts w:ascii="DFKai-SB" w:hAnsi="DFKai-SB" w:eastAsia="標楷體"/>
                 <w:b/>
                 <w:color w:val="FFFFFF"/>
-                <w:sz w:val="17"/>
+                <w:sz w:val="24"/>
               </w:rPr>
               <w:t>節次／時間</w:t>
             </w:r>
@@ -100,7 +100,7 @@
                 <w:rFonts w:ascii="DFKai-SB" w:hAnsi="DFKai-SB" w:eastAsia="標楷體"/>
                 <w:b/>
                 <w:color w:val="FFFFFF"/>
-                <w:sz w:val="17"/>
+                <w:sz w:val="24"/>
               </w:rPr>
               <w:t>星期一</w:t>
             </w:r>
@@ -129,7 +129,7 @@
                 <w:rFonts w:ascii="DFKai-SB" w:hAnsi="DFKai-SB" w:eastAsia="標楷體"/>
                 <w:b/>
                 <w:color w:val="FFFFFF"/>
-                <w:sz w:val="17"/>
+                <w:sz w:val="24"/>
               </w:rPr>
               <w:t>星期二</w:t>
             </w:r>
@@ -158,7 +158,7 @@
                 <w:rFonts w:ascii="DFKai-SB" w:hAnsi="DFKai-SB" w:eastAsia="標楷體"/>
                 <w:b/>
                 <w:color w:val="FFFFFF"/>
-                <w:sz w:val="17"/>
+                <w:sz w:val="24"/>
               </w:rPr>
               <w:t>星期三</w:t>
             </w:r>
@@ -187,7 +187,7 @@
                 <w:rFonts w:ascii="DFKai-SB" w:hAnsi="DFKai-SB" w:eastAsia="標楷體"/>
                 <w:b/>
                 <w:color w:val="FFFFFF"/>
-                <w:sz w:val="17"/>
+                <w:sz w:val="24"/>
               </w:rPr>
               <w:t>星期四</w:t>
             </w:r>
@@ -216,7 +216,7 @@
                 <w:rFonts w:ascii="DFKai-SB" w:hAnsi="DFKai-SB" w:eastAsia="標楷體"/>
                 <w:b/>
                 <w:color w:val="FFFFFF"/>
-                <w:sz w:val="17"/>
+                <w:sz w:val="24"/>
               </w:rPr>
               <w:t>星期五</w:t>
             </w:r>
@@ -245,7 +245,7 @@
                 <w:rFonts w:ascii="DFKai-SB" w:hAnsi="DFKai-SB" w:eastAsia="標楷體"/>
                 <w:b/>
                 <w:color w:val="FFFFFF"/>
-                <w:sz w:val="17"/>
+                <w:sz w:val="24"/>
               </w:rPr>
               <w:t>星期六</w:t>
             </w:r>
@@ -268,16 +268,16 @@
           <w:p>
             <w:pPr>
               <w:spacing w:before="0" w:after="0" w:line="240" w:lineRule="auto"/>
-              <w:jc w:val="center"/>
+              <w:jc w:val="left"/>
             </w:pPr>
             <w:r/>
             <w:r>
               <w:rPr>
                 <w:rFonts w:ascii="DFKai-SB" w:hAnsi="DFKai-SB" w:eastAsia="標楷體"/>
                 <w:b/>
-                <w:sz w:val="14"/>
+                <w:sz w:val="24"/>
               </w:rPr>
-              <w:t>1</w:t>
+              <w:t>{#show1}1</w:t>
               <w:br/>
               <w:t>08:10–09:00</w:t>
             </w:r>
@@ -304,7 +304,7 @@
               <w:rPr>
                 <w:rFonts w:ascii="DFKai-SB" w:hAnsi="DFKai-SB" w:eastAsia="標楷體"/>
                 <w:b w:val="0"/>
-                <w:sz w:val="14"/>
+                <w:sz w:val="22"/>
               </w:rPr>
               <w:t>{p1d1}</w:t>
             </w:r>
@@ -331,7 +331,7 @@
               <w:rPr>
                 <w:rFonts w:ascii="DFKai-SB" w:hAnsi="DFKai-SB" w:eastAsia="標楷體"/>
                 <w:b w:val="0"/>
-                <w:sz w:val="14"/>
+                <w:sz w:val="22"/>
               </w:rPr>
               <w:t>{p1d2}</w:t>
             </w:r>
@@ -358,7 +358,7 @@
               <w:rPr>
                 <w:rFonts w:ascii="DFKai-SB" w:hAnsi="DFKai-SB" w:eastAsia="標楷體"/>
                 <w:b w:val="0"/>
-                <w:sz w:val="14"/>
+                <w:sz w:val="22"/>
               </w:rPr>
               <w:t>{p1d3}</w:t>
             </w:r>
@@ -385,7 +385,7 @@
               <w:rPr>
                 <w:rFonts w:ascii="DFKai-SB" w:hAnsi="DFKai-SB" w:eastAsia="標楷體"/>
                 <w:b w:val="0"/>
-                <w:sz w:val="14"/>
+                <w:sz w:val="22"/>
               </w:rPr>
               <w:t>{p1d4}</w:t>
             </w:r>
@@ -412,7 +412,7 @@
               <w:rPr>
                 <w:rFonts w:ascii="DFKai-SB" w:hAnsi="DFKai-SB" w:eastAsia="標楷體"/>
                 <w:b w:val="0"/>
-                <w:sz w:val="14"/>
+                <w:sz w:val="22"/>
               </w:rPr>
               <w:t>{p1d5}</w:t>
             </w:r>
@@ -439,9 +439,9 @@
               <w:rPr>
                 <w:rFonts w:ascii="DFKai-SB" w:hAnsi="DFKai-SB" w:eastAsia="標楷體"/>
                 <w:b w:val="0"/>
-                <w:sz w:val="14"/>
+                <w:sz w:val="22"/>
               </w:rPr>
-              <w:t>{p1d6}</w:t>
+              <w:t>{p1d6}{/show1}</w:t>
             </w:r>
           </w:p>
         </w:tc>
@@ -462,16 +462,16 @@
           <w:p>
             <w:pPr>
               <w:spacing w:before="0" w:after="0" w:line="240" w:lineRule="auto"/>
-              <w:jc w:val="center"/>
+              <w:jc w:val="left"/>
             </w:pPr>
             <w:r/>
             <w:r>
               <w:rPr>
                 <w:rFonts w:ascii="DFKai-SB" w:hAnsi="DFKai-SB" w:eastAsia="標楷體"/>
                 <w:b/>
-                <w:sz w:val="14"/>
+                <w:sz w:val="24"/>
               </w:rPr>
-              <w:t>2</w:t>
+              <w:t>{#show2}2</w:t>
               <w:br/>
               <w:t>09:10–10:00</w:t>
             </w:r>
@@ -498,7 +498,7 @@
               <w:rPr>
                 <w:rFonts w:ascii="DFKai-SB" w:hAnsi="DFKai-SB" w:eastAsia="標楷體"/>
                 <w:b w:val="0"/>
-                <w:sz w:val="14"/>
+                <w:sz w:val="22"/>
               </w:rPr>
               <w:t>{p2d1}</w:t>
             </w:r>
@@ -525,7 +525,7 @@
               <w:rPr>
                 <w:rFonts w:ascii="DFKai-SB" w:hAnsi="DFKai-SB" w:eastAsia="標楷體"/>
                 <w:b w:val="0"/>
-                <w:sz w:val="14"/>
+                <w:sz w:val="22"/>
               </w:rPr>
               <w:t>{p2d2}</w:t>
             </w:r>
@@ -552,7 +552,7 @@
               <w:rPr>
                 <w:rFonts w:ascii="DFKai-SB" w:hAnsi="DFKai-SB" w:eastAsia="標楷體"/>
                 <w:b w:val="0"/>
-                <w:sz w:val="14"/>
+                <w:sz w:val="22"/>
               </w:rPr>
               <w:t>{p2d3}</w:t>
             </w:r>
@@ -579,7 +579,7 @@
               <w:rPr>
                 <w:rFonts w:ascii="DFKai-SB" w:hAnsi="DFKai-SB" w:eastAsia="標楷體"/>
                 <w:b w:val="0"/>
-                <w:sz w:val="14"/>
+                <w:sz w:val="22"/>
               </w:rPr>
               <w:t>{p2d4}</w:t>
             </w:r>
@@ -606,7 +606,7 @@
               <w:rPr>
                 <w:rFonts w:ascii="DFKai-SB" w:hAnsi="DFKai-SB" w:eastAsia="標楷體"/>
                 <w:b w:val="0"/>
-                <w:sz w:val="14"/>
+                <w:sz w:val="22"/>
               </w:rPr>
               <w:t>{p2d5}</w:t>
             </w:r>
@@ -633,9 +633,9 @@
               <w:rPr>
                 <w:rFonts w:ascii="DFKai-SB" w:hAnsi="DFKai-SB" w:eastAsia="標楷體"/>
                 <w:b w:val="0"/>
-                <w:sz w:val="14"/>
+                <w:sz w:val="22"/>
               </w:rPr>
-              <w:t>{p2d6}</w:t>
+              <w:t>{p2d6}{/show2}</w:t>
             </w:r>
           </w:p>
         </w:tc>
@@ -656,16 +656,16 @@
           <w:p>
             <w:pPr>
               <w:spacing w:before="0" w:after="0" w:line="240" w:lineRule="auto"/>
-              <w:jc w:val="center"/>
+              <w:jc w:val="left"/>
             </w:pPr>
             <w:r/>
             <w:r>
               <w:rPr>
                 <w:rFonts w:ascii="DFKai-SB" w:hAnsi="DFKai-SB" w:eastAsia="標楷體"/>
                 <w:b/>
-                <w:sz w:val="14"/>
+                <w:sz w:val="24"/>
               </w:rPr>
-              <w:t>3</w:t>
+              <w:t>{#show3}3</w:t>
               <w:br/>
               <w:t>10:10–11:00</w:t>
             </w:r>
@@ -692,7 +692,7 @@
               <w:rPr>
                 <w:rFonts w:ascii="DFKai-SB" w:hAnsi="DFKai-SB" w:eastAsia="標楷體"/>
                 <w:b w:val="0"/>
-                <w:sz w:val="14"/>
+                <w:sz w:val="22"/>
               </w:rPr>
               <w:t>{p3d1}</w:t>
             </w:r>
@@ -719,7 +719,7 @@
               <w:rPr>
                 <w:rFonts w:ascii="DFKai-SB" w:hAnsi="DFKai-SB" w:eastAsia="標楷體"/>
                 <w:b w:val="0"/>
-                <w:sz w:val="14"/>
+                <w:sz w:val="22"/>
               </w:rPr>
               <w:t>{p3d2}</w:t>
             </w:r>
@@ -746,7 +746,7 @@
               <w:rPr>
                 <w:rFonts w:ascii="DFKai-SB" w:hAnsi="DFKai-SB" w:eastAsia="標楷體"/>
                 <w:b w:val="0"/>
-                <w:sz w:val="14"/>
+                <w:sz w:val="22"/>
               </w:rPr>
               <w:t>{p3d3}</w:t>
             </w:r>
@@ -773,7 +773,7 @@
               <w:rPr>
                 <w:rFonts w:ascii="DFKai-SB" w:hAnsi="DFKai-SB" w:eastAsia="標楷體"/>
                 <w:b w:val="0"/>
-                <w:sz w:val="14"/>
+                <w:sz w:val="22"/>
               </w:rPr>
               <w:t>{p3d4}</w:t>
             </w:r>
@@ -800,7 +800,7 @@
               <w:rPr>
                 <w:rFonts w:ascii="DFKai-SB" w:hAnsi="DFKai-SB" w:eastAsia="標楷體"/>
                 <w:b w:val="0"/>
-                <w:sz w:val="14"/>
+                <w:sz w:val="22"/>
               </w:rPr>
               <w:t>{p3d5}</w:t>
             </w:r>
@@ -827,9 +827,9 @@
               <w:rPr>
                 <w:rFonts w:ascii="DFKai-SB" w:hAnsi="DFKai-SB" w:eastAsia="標楷體"/>
                 <w:b w:val="0"/>
-                <w:sz w:val="14"/>
+                <w:sz w:val="22"/>
               </w:rPr>
-              <w:t>{p3d6}</w:t>
+              <w:t>{p3d6}{/show3}</w:t>
             </w:r>
           </w:p>
         </w:tc>
@@ -850,16 +850,16 @@
           <w:p>
             <w:pPr>
               <w:spacing w:before="0" w:after="0" w:line="240" w:lineRule="auto"/>
-              <w:jc w:val="center"/>
+              <w:jc w:val="left"/>
             </w:pPr>
             <w:r/>
             <w:r>
               <w:rPr>
                 <w:rFonts w:ascii="DFKai-SB" w:hAnsi="DFKai-SB" w:eastAsia="標楷體"/>
                 <w:b/>
-                <w:sz w:val="14"/>
+                <w:sz w:val="24"/>
               </w:rPr>
-              <w:t>4</w:t>
+              <w:t>{#show4}4</w:t>
               <w:br/>
               <w:t>11:10–12:00</w:t>
             </w:r>
@@ -886,7 +886,7 @@
               <w:rPr>
                 <w:rFonts w:ascii="DFKai-SB" w:hAnsi="DFKai-SB" w:eastAsia="標楷體"/>
                 <w:b w:val="0"/>
-                <w:sz w:val="14"/>
+                <w:sz w:val="22"/>
               </w:rPr>
               <w:t>{p4d1}</w:t>
             </w:r>
@@ -913,7 +913,7 @@
               <w:rPr>
                 <w:rFonts w:ascii="DFKai-SB" w:hAnsi="DFKai-SB" w:eastAsia="標楷體"/>
                 <w:b w:val="0"/>
-                <w:sz w:val="14"/>
+                <w:sz w:val="22"/>
               </w:rPr>
               <w:t>{p4d2}</w:t>
             </w:r>
@@ -940,7 +940,7 @@
               <w:rPr>
                 <w:rFonts w:ascii="DFKai-SB" w:hAnsi="DFKai-SB" w:eastAsia="標楷體"/>
                 <w:b w:val="0"/>
-                <w:sz w:val="14"/>
+                <w:sz w:val="22"/>
               </w:rPr>
               <w:t>{p4d3}</w:t>
             </w:r>
@@ -967,7 +967,7 @@
               <w:rPr>
                 <w:rFonts w:ascii="DFKai-SB" w:hAnsi="DFKai-SB" w:eastAsia="標楷體"/>
                 <w:b w:val="0"/>
-                <w:sz w:val="14"/>
+                <w:sz w:val="22"/>
               </w:rPr>
               <w:t>{p4d4}</w:t>
             </w:r>
@@ -994,7 +994,7 @@
               <w:rPr>
                 <w:rFonts w:ascii="DFKai-SB" w:hAnsi="DFKai-SB" w:eastAsia="標楷體"/>
                 <w:b w:val="0"/>
-                <w:sz w:val="14"/>
+                <w:sz w:val="22"/>
               </w:rPr>
               <w:t>{p4d5}</w:t>
             </w:r>
@@ -1021,9 +1021,9 @@
               <w:rPr>
                 <w:rFonts w:ascii="DFKai-SB" w:hAnsi="DFKai-SB" w:eastAsia="標楷體"/>
                 <w:b w:val="0"/>
-                <w:sz w:val="14"/>
+                <w:sz w:val="22"/>
               </w:rPr>
-              <w:t>{p4d6}</w:t>
+              <w:t>{p4d6}{/show4}</w:t>
             </w:r>
           </w:p>
         </w:tc>
@@ -1044,16 +1044,16 @@
           <w:p>
             <w:pPr>
               <w:spacing w:before="0" w:after="0" w:line="240" w:lineRule="auto"/>
-              <w:jc w:val="center"/>
+              <w:jc w:val="left"/>
             </w:pPr>
             <w:r/>
             <w:r>
               <w:rPr>
                 <w:rFonts w:ascii="DFKai-SB" w:hAnsi="DFKai-SB" w:eastAsia="標楷體"/>
                 <w:b/>
-                <w:sz w:val="14"/>
+                <w:sz w:val="24"/>
               </w:rPr>
-              <w:t>5</w:t>
+              <w:t>{#show5}5</w:t>
               <w:br/>
               <w:t>13:10–14:00</w:t>
             </w:r>
@@ -1080,7 +1080,7 @@
               <w:rPr>
                 <w:rFonts w:ascii="DFKai-SB" w:hAnsi="DFKai-SB" w:eastAsia="標楷體"/>
                 <w:b w:val="0"/>
-                <w:sz w:val="14"/>
+                <w:sz w:val="22"/>
               </w:rPr>
               <w:t>{p5d1}</w:t>
             </w:r>
@@ -1107,7 +1107,7 @@
               <w:rPr>
                 <w:rFonts w:ascii="DFKai-SB" w:hAnsi="DFKai-SB" w:eastAsia="標楷體"/>
                 <w:b w:val="0"/>
-                <w:sz w:val="14"/>
+                <w:sz w:val="22"/>
               </w:rPr>
               <w:t>{p5d2}</w:t>
             </w:r>
@@ -1134,7 +1134,7 @@
               <w:rPr>
                 <w:rFonts w:ascii="DFKai-SB" w:hAnsi="DFKai-SB" w:eastAsia="標楷體"/>
                 <w:b w:val="0"/>
-                <w:sz w:val="14"/>
+                <w:sz w:val="22"/>
               </w:rPr>
               <w:t>{p5d3}</w:t>
             </w:r>
@@ -1161,7 +1161,7 @@
               <w:rPr>
                 <w:rFonts w:ascii="DFKai-SB" w:hAnsi="DFKai-SB" w:eastAsia="標楷體"/>
                 <w:b w:val="0"/>
-                <w:sz w:val="14"/>
+                <w:sz w:val="22"/>
               </w:rPr>
               <w:t>{p5d4}</w:t>
             </w:r>
@@ -1188,7 +1188,7 @@
               <w:rPr>
                 <w:rFonts w:ascii="DFKai-SB" w:hAnsi="DFKai-SB" w:eastAsia="標楷體"/>
                 <w:b w:val="0"/>
-                <w:sz w:val="14"/>
+                <w:sz w:val="22"/>
               </w:rPr>
               <w:t>{p5d5}</w:t>
             </w:r>
@@ -1215,9 +1215,9 @@
               <w:rPr>
                 <w:rFonts w:ascii="DFKai-SB" w:hAnsi="DFKai-SB" w:eastAsia="標楷體"/>
                 <w:b w:val="0"/>
-                <w:sz w:val="14"/>
+                <w:sz w:val="22"/>
               </w:rPr>
-              <w:t>{p5d6}</w:t>
+              <w:t>{p5d6}{/show5}</w:t>
             </w:r>
           </w:p>
         </w:tc>
@@ -1238,16 +1238,16 @@
           <w:p>
             <w:pPr>
               <w:spacing w:before="0" w:after="0" w:line="240" w:lineRule="auto"/>
-              <w:jc w:val="center"/>
+              <w:jc w:val="left"/>
             </w:pPr>
             <w:r/>
             <w:r>
               <w:rPr>
                 <w:rFonts w:ascii="DFKai-SB" w:hAnsi="DFKai-SB" w:eastAsia="標楷體"/>
                 <w:b/>
-                <w:sz w:val="14"/>
+                <w:sz w:val="24"/>
               </w:rPr>
-              <w:t>6</w:t>
+              <w:t>{#show6}6</w:t>
               <w:br/>
               <w:t>14:10–15:00</w:t>
             </w:r>
@@ -1274,7 +1274,7 @@
               <w:rPr>
                 <w:rFonts w:ascii="DFKai-SB" w:hAnsi="DFKai-SB" w:eastAsia="標楷體"/>
                 <w:b w:val="0"/>
-                <w:sz w:val="14"/>
+                <w:sz w:val="22"/>
               </w:rPr>
               <w:t>{p6d1}</w:t>
             </w:r>
@@ -1301,7 +1301,7 @@
               <w:rPr>
                 <w:rFonts w:ascii="DFKai-SB" w:hAnsi="DFKai-SB" w:eastAsia="標楷體"/>
                 <w:b w:val="0"/>
-                <w:sz w:val="14"/>
+                <w:sz w:val="22"/>
               </w:rPr>
               <w:t>{p6d2}</w:t>
             </w:r>
@@ -1328,7 +1328,7 @@
               <w:rPr>
                 <w:rFonts w:ascii="DFKai-SB" w:hAnsi="DFKai-SB" w:eastAsia="標楷體"/>
                 <w:b w:val="0"/>
-                <w:sz w:val="14"/>
+                <w:sz w:val="22"/>
               </w:rPr>
               <w:t>{p6d3}</w:t>
             </w:r>
@@ -1355,7 +1355,7 @@
               <w:rPr>
                 <w:rFonts w:ascii="DFKai-SB" w:hAnsi="DFKai-SB" w:eastAsia="標楷體"/>
                 <w:b w:val="0"/>
-                <w:sz w:val="14"/>
+                <w:sz w:val="22"/>
               </w:rPr>
               <w:t>{p6d4}</w:t>
             </w:r>
@@ -1382,7 +1382,7 @@
               <w:rPr>
                 <w:rFonts w:ascii="DFKai-SB" w:hAnsi="DFKai-SB" w:eastAsia="標楷體"/>
                 <w:b w:val="0"/>
-                <w:sz w:val="14"/>
+                <w:sz w:val="22"/>
               </w:rPr>
               <w:t>{p6d5}</w:t>
             </w:r>
@@ -1409,9 +1409,9 @@
               <w:rPr>
                 <w:rFonts w:ascii="DFKai-SB" w:hAnsi="DFKai-SB" w:eastAsia="標楷體"/>
                 <w:b w:val="0"/>
-                <w:sz w:val="14"/>
+                <w:sz w:val="22"/>
               </w:rPr>
-              <w:t>{p6d6}</w:t>
+              <w:t>{p6d6}{/show6}</w:t>
             </w:r>
           </w:p>
         </w:tc>
@@ -1432,16 +1432,16 @@
           <w:p>
             <w:pPr>
               <w:spacing w:before="0" w:after="0" w:line="240" w:lineRule="auto"/>
-              <w:jc w:val="center"/>
+              <w:jc w:val="left"/>
             </w:pPr>
             <w:r/>
             <w:r>
               <w:rPr>
                 <w:rFonts w:ascii="DFKai-SB" w:hAnsi="DFKai-SB" w:eastAsia="標楷體"/>
                 <w:b/>
-                <w:sz w:val="14"/>
+                <w:sz w:val="24"/>
               </w:rPr>
-              <w:t>7</w:t>
+              <w:t>{#show7}7</w:t>
               <w:br/>
               <w:t>15:10–16:00</w:t>
             </w:r>
@@ -1468,7 +1468,7 @@
               <w:rPr>
                 <w:rFonts w:ascii="DFKai-SB" w:hAnsi="DFKai-SB" w:eastAsia="標楷體"/>
                 <w:b w:val="0"/>
-                <w:sz w:val="14"/>
+                <w:sz w:val="22"/>
               </w:rPr>
               <w:t>{p7d1}</w:t>
             </w:r>
@@ -1495,7 +1495,7 @@
               <w:rPr>
                 <w:rFonts w:ascii="DFKai-SB" w:hAnsi="DFKai-SB" w:eastAsia="標楷體"/>
                 <w:b w:val="0"/>
-                <w:sz w:val="14"/>
+                <w:sz w:val="22"/>
               </w:rPr>
               <w:t>{p7d2}</w:t>
             </w:r>
@@ -1522,7 +1522,7 @@
               <w:rPr>
                 <w:rFonts w:ascii="DFKai-SB" w:hAnsi="DFKai-SB" w:eastAsia="標楷體"/>
                 <w:b w:val="0"/>
-                <w:sz w:val="14"/>
+                <w:sz w:val="22"/>
               </w:rPr>
               <w:t>{p7d3}</w:t>
             </w:r>
@@ -1549,7 +1549,7 @@
               <w:rPr>
                 <w:rFonts w:ascii="DFKai-SB" w:hAnsi="DFKai-SB" w:eastAsia="標楷體"/>
                 <w:b w:val="0"/>
-                <w:sz w:val="14"/>
+                <w:sz w:val="22"/>
               </w:rPr>
               <w:t>{p7d4}</w:t>
             </w:r>
@@ -1576,7 +1576,7 @@
               <w:rPr>
                 <w:rFonts w:ascii="DFKai-SB" w:hAnsi="DFKai-SB" w:eastAsia="標楷體"/>
                 <w:b w:val="0"/>
-                <w:sz w:val="14"/>
+                <w:sz w:val="22"/>
               </w:rPr>
               <w:t>{p7d5}</w:t>
             </w:r>
@@ -1603,9 +1603,9 @@
               <w:rPr>
                 <w:rFonts w:ascii="DFKai-SB" w:hAnsi="DFKai-SB" w:eastAsia="標楷體"/>
                 <w:b w:val="0"/>
-                <w:sz w:val="14"/>
+                <w:sz w:val="22"/>
               </w:rPr>
-              <w:t>{p7d6}</w:t>
+              <w:t>{p7d6}{/show7}</w:t>
             </w:r>
           </w:p>
         </w:tc>
@@ -1626,16 +1626,16 @@
           <w:p>
             <w:pPr>
               <w:spacing w:before="0" w:after="0" w:line="240" w:lineRule="auto"/>
-              <w:jc w:val="center"/>
+              <w:jc w:val="left"/>
             </w:pPr>
             <w:r/>
             <w:r>
               <w:rPr>
                 <w:rFonts w:ascii="DFKai-SB" w:hAnsi="DFKai-SB" w:eastAsia="標楷體"/>
                 <w:b/>
-                <w:sz w:val="14"/>
+                <w:sz w:val="24"/>
               </w:rPr>
-              <w:t>8</w:t>
+              <w:t>{#show8}8</w:t>
               <w:br/>
               <w:t>16:10–17:00</w:t>
             </w:r>
@@ -1662,7 +1662,7 @@
               <w:rPr>
                 <w:rFonts w:ascii="DFKai-SB" w:hAnsi="DFKai-SB" w:eastAsia="標楷體"/>
                 <w:b w:val="0"/>
-                <w:sz w:val="14"/>
+                <w:sz w:val="22"/>
               </w:rPr>
               <w:t>{p8d1}</w:t>
             </w:r>
@@ -1689,7 +1689,7 @@
               <w:rPr>
                 <w:rFonts w:ascii="DFKai-SB" w:hAnsi="DFKai-SB" w:eastAsia="標楷體"/>
                 <w:b w:val="0"/>
-                <w:sz w:val="14"/>
+                <w:sz w:val="22"/>
               </w:rPr>
               <w:t>{p8d2}</w:t>
             </w:r>
@@ -1716,7 +1716,7 @@
               <w:rPr>
                 <w:rFonts w:ascii="DFKai-SB" w:hAnsi="DFKai-SB" w:eastAsia="標楷體"/>
                 <w:b w:val="0"/>
-                <w:sz w:val="14"/>
+                <w:sz w:val="22"/>
               </w:rPr>
               <w:t>{p8d3}</w:t>
             </w:r>
@@ -1743,7 +1743,7 @@
               <w:rPr>
                 <w:rFonts w:ascii="DFKai-SB" w:hAnsi="DFKai-SB" w:eastAsia="標楷體"/>
                 <w:b w:val="0"/>
-                <w:sz w:val="14"/>
+                <w:sz w:val="22"/>
               </w:rPr>
               <w:t>{p8d4}</w:t>
             </w:r>
@@ -1770,7 +1770,7 @@
               <w:rPr>
                 <w:rFonts w:ascii="DFKai-SB" w:hAnsi="DFKai-SB" w:eastAsia="標楷體"/>
                 <w:b w:val="0"/>
-                <w:sz w:val="14"/>
+                <w:sz w:val="22"/>
               </w:rPr>
               <w:t>{p8d5}</w:t>
             </w:r>
@@ -1797,9 +1797,9 @@
               <w:rPr>
                 <w:rFonts w:ascii="DFKai-SB" w:hAnsi="DFKai-SB" w:eastAsia="標楷體"/>
                 <w:b w:val="0"/>
-                <w:sz w:val="14"/>
+                <w:sz w:val="22"/>
               </w:rPr>
-              <w:t>{p8d6}</w:t>
+              <w:t>{p8d6}{/show8}</w:t>
             </w:r>
           </w:p>
         </w:tc>
@@ -1820,16 +1820,16 @@
           <w:p>
             <w:pPr>
               <w:spacing w:before="0" w:after="0" w:line="240" w:lineRule="auto"/>
-              <w:jc w:val="center"/>
+              <w:jc w:val="left"/>
             </w:pPr>
             <w:r/>
             <w:r>
               <w:rPr>
                 <w:rFonts w:ascii="DFKai-SB" w:hAnsi="DFKai-SB" w:eastAsia="標楷體"/>
                 <w:b/>
-                <w:sz w:val="14"/>
+                <w:sz w:val="24"/>
               </w:rPr>
-              <w:t>9</w:t>
+              <w:t>{#show9}9</w:t>
               <w:br/>
               <w:t>17:10–18:00</w:t>
             </w:r>
@@ -1856,7 +1856,7 @@
               <w:rPr>
                 <w:rFonts w:ascii="DFKai-SB" w:hAnsi="DFKai-SB" w:eastAsia="標楷體"/>
                 <w:b w:val="0"/>
-                <w:sz w:val="14"/>
+                <w:sz w:val="22"/>
               </w:rPr>
               <w:t>{p9d1}</w:t>
             </w:r>
@@ -1883,7 +1883,7 @@
               <w:rPr>
                 <w:rFonts w:ascii="DFKai-SB" w:hAnsi="DFKai-SB" w:eastAsia="標楷體"/>
                 <w:b w:val="0"/>
-                <w:sz w:val="14"/>
+                <w:sz w:val="22"/>
               </w:rPr>
               <w:t>{p9d2}</w:t>
             </w:r>
@@ -1910,7 +1910,7 @@
               <w:rPr>
                 <w:rFonts w:ascii="DFKai-SB" w:hAnsi="DFKai-SB" w:eastAsia="標楷體"/>
                 <w:b w:val="0"/>
-                <w:sz w:val="14"/>
+                <w:sz w:val="22"/>
               </w:rPr>
               <w:t>{p9d3}</w:t>
             </w:r>
@@ -1937,7 +1937,7 @@
               <w:rPr>
                 <w:rFonts w:ascii="DFKai-SB" w:hAnsi="DFKai-SB" w:eastAsia="標楷體"/>
                 <w:b w:val="0"/>
-                <w:sz w:val="14"/>
+                <w:sz w:val="22"/>
               </w:rPr>
               <w:t>{p9d4}</w:t>
             </w:r>
@@ -1964,7 +1964,7 @@
               <w:rPr>
                 <w:rFonts w:ascii="DFKai-SB" w:hAnsi="DFKai-SB" w:eastAsia="標楷體"/>
                 <w:b w:val="0"/>
-                <w:sz w:val="14"/>
+                <w:sz w:val="22"/>
               </w:rPr>
               <w:t>{p9d5}</w:t>
             </w:r>
@@ -1991,9 +1991,9 @@
               <w:rPr>
                 <w:rFonts w:ascii="DFKai-SB" w:hAnsi="DFKai-SB" w:eastAsia="標楷體"/>
                 <w:b w:val="0"/>
-                <w:sz w:val="14"/>
+                <w:sz w:val="22"/>
               </w:rPr>
-              <w:t>{p9d6}</w:t>
+              <w:t>{p9d6}{/show9}</w:t>
             </w:r>
           </w:p>
         </w:tc>
@@ -2014,16 +2014,16 @@
           <w:p>
             <w:pPr>
               <w:spacing w:before="0" w:after="0" w:line="240" w:lineRule="auto"/>
-              <w:jc w:val="center"/>
+              <w:jc w:val="left"/>
             </w:pPr>
             <w:r/>
             <w:r>
               <w:rPr>
                 <w:rFonts w:ascii="DFKai-SB" w:hAnsi="DFKai-SB" w:eastAsia="標楷體"/>
                 <w:b/>
-                <w:sz w:val="14"/>
+                <w:sz w:val="24"/>
               </w:rPr>
-              <w:t>10</w:t>
+              <w:t>{#show10}10</w:t>
               <w:br/>
               <w:t>17:45–18:30</w:t>
             </w:r>
@@ -2050,7 +2050,7 @@
               <w:rPr>
                 <w:rFonts w:ascii="DFKai-SB" w:hAnsi="DFKai-SB" w:eastAsia="標楷體"/>
                 <w:b w:val="0"/>
-                <w:sz w:val="14"/>
+                <w:sz w:val="22"/>
               </w:rPr>
               <w:t>{p10d1}</w:t>
             </w:r>
@@ -2077,7 +2077,7 @@
               <w:rPr>
                 <w:rFonts w:ascii="DFKai-SB" w:hAnsi="DFKai-SB" w:eastAsia="標楷體"/>
                 <w:b w:val="0"/>
-                <w:sz w:val="14"/>
+                <w:sz w:val="22"/>
               </w:rPr>
               <w:t>{p10d2}</w:t>
             </w:r>
@@ -2104,7 +2104,7 @@
               <w:rPr>
                 <w:rFonts w:ascii="DFKai-SB" w:hAnsi="DFKai-SB" w:eastAsia="標楷體"/>
                 <w:b w:val="0"/>
-                <w:sz w:val="14"/>
+                <w:sz w:val="22"/>
               </w:rPr>
               <w:t>{p10d3}</w:t>
             </w:r>
@@ -2131,7 +2131,7 @@
               <w:rPr>
                 <w:rFonts w:ascii="DFKai-SB" w:hAnsi="DFKai-SB" w:eastAsia="標楷體"/>
                 <w:b w:val="0"/>
-                <w:sz w:val="14"/>
+                <w:sz w:val="22"/>
               </w:rPr>
               <w:t>{p10d4}</w:t>
             </w:r>
@@ -2158,7 +2158,7 @@
               <w:rPr>
                 <w:rFonts w:ascii="DFKai-SB" w:hAnsi="DFKai-SB" w:eastAsia="標楷體"/>
                 <w:b w:val="0"/>
-                <w:sz w:val="14"/>
+                <w:sz w:val="22"/>
               </w:rPr>
               <w:t>{p10d5}</w:t>
             </w:r>
@@ -2185,9 +2185,9 @@
               <w:rPr>
                 <w:rFonts w:ascii="DFKai-SB" w:hAnsi="DFKai-SB" w:eastAsia="標楷體"/>
                 <w:b w:val="0"/>
-                <w:sz w:val="14"/>
+                <w:sz w:val="22"/>
               </w:rPr>
-              <w:t>{p10d6}</w:t>
+              <w:t>{p10d6}{/show10}</w:t>
             </w:r>
           </w:p>
         </w:tc>
@@ -2208,14 +2208,14 @@
           <w:p>
             <w:pPr>
               <w:spacing w:before="0" w:after="0" w:line="240" w:lineRule="auto"/>
-              <w:jc w:val="center"/>
+              <w:jc w:val="left"/>
             </w:pPr>
             <w:r/>
             <w:r>
               <w:rPr>
                 <w:rFonts w:ascii="DFKai-SB" w:hAnsi="DFKai-SB" w:eastAsia="標楷體"/>
                 <w:b/>
-                <w:sz w:val="14"/>
+                <w:sz w:val="24"/>
               </w:rPr>
               <w:t>{#show11}11</w:t>
               <w:br/>
@@ -2244,7 +2244,7 @@
               <w:rPr>
                 <w:rFonts w:ascii="DFKai-SB" w:hAnsi="DFKai-SB" w:eastAsia="標楷體"/>
                 <w:b w:val="0"/>
-                <w:sz w:val="14"/>
+                <w:sz w:val="22"/>
               </w:rPr>
               <w:t>{p11d1}</w:t>
             </w:r>
@@ -2271,7 +2271,7 @@
               <w:rPr>
                 <w:rFonts w:ascii="DFKai-SB" w:hAnsi="DFKai-SB" w:eastAsia="標楷體"/>
                 <w:b w:val="0"/>
-                <w:sz w:val="14"/>
+                <w:sz w:val="22"/>
               </w:rPr>
               <w:t>{p11d2}</w:t>
             </w:r>
@@ -2298,7 +2298,7 @@
               <w:rPr>
                 <w:rFonts w:ascii="DFKai-SB" w:hAnsi="DFKai-SB" w:eastAsia="標楷體"/>
                 <w:b w:val="0"/>
-                <w:sz w:val="14"/>
+                <w:sz w:val="22"/>
               </w:rPr>
               <w:t>{p11d3}</w:t>
             </w:r>
@@ -2325,7 +2325,7 @@
               <w:rPr>
                 <w:rFonts w:ascii="DFKai-SB" w:hAnsi="DFKai-SB" w:eastAsia="標楷體"/>
                 <w:b w:val="0"/>
-                <w:sz w:val="14"/>
+                <w:sz w:val="22"/>
               </w:rPr>
               <w:t>{p11d4}</w:t>
             </w:r>
@@ -2352,7 +2352,7 @@
               <w:rPr>
                 <w:rFonts w:ascii="DFKai-SB" w:hAnsi="DFKai-SB" w:eastAsia="標楷體"/>
                 <w:b w:val="0"/>
-                <w:sz w:val="14"/>
+                <w:sz w:val="22"/>
               </w:rPr>
               <w:t>{p11d5}</w:t>
             </w:r>
@@ -2379,7 +2379,7 @@
               <w:rPr>
                 <w:rFonts w:ascii="DFKai-SB" w:hAnsi="DFKai-SB" w:eastAsia="標楷體"/>
                 <w:b w:val="0"/>
-                <w:sz w:val="14"/>
+                <w:sz w:val="22"/>
               </w:rPr>
               <w:t>{p11d6}{/show11}</w:t>
             </w:r>
@@ -2402,14 +2402,14 @@
           <w:p>
             <w:pPr>
               <w:spacing w:before="0" w:after="0" w:line="240" w:lineRule="auto"/>
-              <w:jc w:val="center"/>
+              <w:jc w:val="left"/>
             </w:pPr>
             <w:r/>
             <w:r>
               <w:rPr>
                 <w:rFonts w:ascii="DFKai-SB" w:hAnsi="DFKai-SB" w:eastAsia="標楷體"/>
                 <w:b/>
-                <w:sz w:val="14"/>
+                <w:sz w:val="24"/>
               </w:rPr>
               <w:t>{#show12}12</w:t>
               <w:br/>
@@ -2438,7 +2438,7 @@
               <w:rPr>
                 <w:rFonts w:ascii="DFKai-SB" w:hAnsi="DFKai-SB" w:eastAsia="標楷體"/>
                 <w:b w:val="0"/>
-                <w:sz w:val="14"/>
+                <w:sz w:val="22"/>
               </w:rPr>
               <w:t>{p12d1}</w:t>
             </w:r>
@@ -2465,7 +2465,7 @@
               <w:rPr>
                 <w:rFonts w:ascii="DFKai-SB" w:hAnsi="DFKai-SB" w:eastAsia="標楷體"/>
                 <w:b w:val="0"/>
-                <w:sz w:val="14"/>
+                <w:sz w:val="22"/>
               </w:rPr>
               <w:t>{p12d2}</w:t>
             </w:r>
@@ -2492,7 +2492,7 @@
               <w:rPr>
                 <w:rFonts w:ascii="DFKai-SB" w:hAnsi="DFKai-SB" w:eastAsia="標楷體"/>
                 <w:b w:val="0"/>
-                <w:sz w:val="14"/>
+                <w:sz w:val="22"/>
               </w:rPr>
               <w:t>{p12d3}</w:t>
             </w:r>
@@ -2519,7 +2519,7 @@
               <w:rPr>
                 <w:rFonts w:ascii="DFKai-SB" w:hAnsi="DFKai-SB" w:eastAsia="標楷體"/>
                 <w:b w:val="0"/>
-                <w:sz w:val="14"/>
+                <w:sz w:val="22"/>
               </w:rPr>
               <w:t>{p12d4}</w:t>
             </w:r>
@@ -2546,7 +2546,7 @@
               <w:rPr>
                 <w:rFonts w:ascii="DFKai-SB" w:hAnsi="DFKai-SB" w:eastAsia="標楷體"/>
                 <w:b w:val="0"/>
-                <w:sz w:val="14"/>
+                <w:sz w:val="22"/>
               </w:rPr>
               <w:t>{p12d5}</w:t>
             </w:r>
@@ -2573,7 +2573,7 @@
               <w:rPr>
                 <w:rFonts w:ascii="DFKai-SB" w:hAnsi="DFKai-SB" w:eastAsia="標楷體"/>
                 <w:b w:val="0"/>
-                <w:sz w:val="14"/>
+                <w:sz w:val="22"/>
               </w:rPr>
               <w:t>{p12d6}{/show12}</w:t>
             </w:r>
@@ -2596,14 +2596,14 @@
           <w:p>
             <w:pPr>
               <w:spacing w:before="0" w:after="0" w:line="240" w:lineRule="auto"/>
-              <w:jc w:val="center"/>
+              <w:jc w:val="left"/>
             </w:pPr>
             <w:r/>
             <w:r>
               <w:rPr>
                 <w:rFonts w:ascii="DFKai-SB" w:hAnsi="DFKai-SB" w:eastAsia="標楷體"/>
                 <w:b/>
-                <w:sz w:val="14"/>
+                <w:sz w:val="24"/>
               </w:rPr>
               <w:t>{#show13}13</w:t>
               <w:br/>
@@ -2632,7 +2632,7 @@
               <w:rPr>
                 <w:rFonts w:ascii="DFKai-SB" w:hAnsi="DFKai-SB" w:eastAsia="標楷體"/>
                 <w:b w:val="0"/>
-                <w:sz w:val="14"/>
+                <w:sz w:val="22"/>
               </w:rPr>
               <w:t>{p13d1}</w:t>
             </w:r>
@@ -2659,7 +2659,7 @@
               <w:rPr>
                 <w:rFonts w:ascii="DFKai-SB" w:hAnsi="DFKai-SB" w:eastAsia="標楷體"/>
                 <w:b w:val="0"/>
-                <w:sz w:val="14"/>
+                <w:sz w:val="22"/>
               </w:rPr>
               <w:t>{p13d2}</w:t>
             </w:r>
@@ -2686,7 +2686,7 @@
               <w:rPr>
                 <w:rFonts w:ascii="DFKai-SB" w:hAnsi="DFKai-SB" w:eastAsia="標楷體"/>
                 <w:b w:val="0"/>
-                <w:sz w:val="14"/>
+                <w:sz w:val="22"/>
               </w:rPr>
               <w:t>{p13d3}</w:t>
             </w:r>
@@ -2713,7 +2713,7 @@
               <w:rPr>
                 <w:rFonts w:ascii="DFKai-SB" w:hAnsi="DFKai-SB" w:eastAsia="標楷體"/>
                 <w:b w:val="0"/>
-                <w:sz w:val="14"/>
+                <w:sz w:val="22"/>
               </w:rPr>
               <w:t>{p13d4}</w:t>
             </w:r>
@@ -2740,7 +2740,7 @@
               <w:rPr>
                 <w:rFonts w:ascii="DFKai-SB" w:hAnsi="DFKai-SB" w:eastAsia="標楷體"/>
                 <w:b w:val="0"/>
-                <w:sz w:val="14"/>
+                <w:sz w:val="22"/>
               </w:rPr>
               <w:t>{p13d5}</w:t>
             </w:r>
@@ -2767,7 +2767,7 @@
               <w:rPr>
                 <w:rFonts w:ascii="DFKai-SB" w:hAnsi="DFKai-SB" w:eastAsia="標楷體"/>
                 <w:b w:val="0"/>
-                <w:sz w:val="14"/>
+                <w:sz w:val="22"/>
               </w:rPr>
               <w:t>{p13d6}{/show13}</w:t>
             </w:r>
@@ -2790,14 +2790,14 @@
           <w:p>
             <w:pPr>
               <w:spacing w:before="0" w:after="0" w:line="240" w:lineRule="auto"/>
-              <w:jc w:val="center"/>
+              <w:jc w:val="left"/>
             </w:pPr>
             <w:r/>
             <w:r>
               <w:rPr>
                 <w:rFonts w:ascii="DFKai-SB" w:hAnsi="DFKai-SB" w:eastAsia="標楷體"/>
                 <w:b/>
-                <w:sz w:val="14"/>
+                <w:sz w:val="24"/>
               </w:rPr>
               <w:t>{#show14}14</w:t>
               <w:br/>
@@ -2826,7 +2826,7 @@
               <w:rPr>
                 <w:rFonts w:ascii="DFKai-SB" w:hAnsi="DFKai-SB" w:eastAsia="標楷體"/>
                 <w:b w:val="0"/>
-                <w:sz w:val="14"/>
+                <w:sz w:val="22"/>
               </w:rPr>
               <w:t>{p14d1}</w:t>
             </w:r>
@@ -2853,7 +2853,7 @@
               <w:rPr>
                 <w:rFonts w:ascii="DFKai-SB" w:hAnsi="DFKai-SB" w:eastAsia="標楷體"/>
                 <w:b w:val="0"/>
-                <w:sz w:val="14"/>
+                <w:sz w:val="22"/>
               </w:rPr>
               <w:t>{p14d2}</w:t>
             </w:r>
@@ -2880,7 +2880,7 @@
               <w:rPr>
                 <w:rFonts w:ascii="DFKai-SB" w:hAnsi="DFKai-SB" w:eastAsia="標楷體"/>
                 <w:b w:val="0"/>
-                <w:sz w:val="14"/>
+                <w:sz w:val="22"/>
               </w:rPr>
               <w:t>{p14d3}</w:t>
             </w:r>
@@ -2907,7 +2907,7 @@
               <w:rPr>
                 <w:rFonts w:ascii="DFKai-SB" w:hAnsi="DFKai-SB" w:eastAsia="標楷體"/>
                 <w:b w:val="0"/>
-                <w:sz w:val="14"/>
+                <w:sz w:val="22"/>
               </w:rPr>
               <w:t>{p14d4}</w:t>
             </w:r>
@@ -2934,7 +2934,7 @@
               <w:rPr>
                 <w:rFonts w:ascii="DFKai-SB" w:hAnsi="DFKai-SB" w:eastAsia="標楷體"/>
                 <w:b w:val="0"/>
-                <w:sz w:val="14"/>
+                <w:sz w:val="22"/>
               </w:rPr>
               <w:t>{p14d5}</w:t>
             </w:r>
@@ -2961,7 +2961,7 @@
               <w:rPr>
                 <w:rFonts w:ascii="DFKai-SB" w:hAnsi="DFKai-SB" w:eastAsia="標楷體"/>
                 <w:b w:val="0"/>
-                <w:sz w:val="14"/>
+                <w:sz w:val="22"/>
               </w:rPr>
               <w:t>{p14d6}{/show14}</w:t>
             </w:r>
@@ -2984,14 +2984,14 @@
           <w:p>
             <w:pPr>
               <w:spacing w:before="0" w:after="0" w:line="240" w:lineRule="auto"/>
-              <w:jc w:val="center"/>
+              <w:jc w:val="left"/>
             </w:pPr>
             <w:r/>
             <w:r>
               <w:rPr>
                 <w:rFonts w:ascii="DFKai-SB" w:hAnsi="DFKai-SB" w:eastAsia="標楷體"/>
                 <w:b/>
-                <w:sz w:val="14"/>
+                <w:sz w:val="24"/>
               </w:rPr>
               <w:t>{#show15}15</w:t>
               <w:br/>
@@ -3020,7 +3020,7 @@
               <w:rPr>
                 <w:rFonts w:ascii="DFKai-SB" w:hAnsi="DFKai-SB" w:eastAsia="標楷體"/>
                 <w:b w:val="0"/>
-                <w:sz w:val="14"/>
+                <w:sz w:val="22"/>
               </w:rPr>
               <w:t>{p15d1}</w:t>
             </w:r>
@@ -3047,7 +3047,7 @@
               <w:rPr>
                 <w:rFonts w:ascii="DFKai-SB" w:hAnsi="DFKai-SB" w:eastAsia="標楷體"/>
                 <w:b w:val="0"/>
-                <w:sz w:val="14"/>
+                <w:sz w:val="22"/>
               </w:rPr>
               <w:t>{p15d2}</w:t>
             </w:r>
@@ -3074,7 +3074,7 @@
               <w:rPr>
                 <w:rFonts w:ascii="DFKai-SB" w:hAnsi="DFKai-SB" w:eastAsia="標楷體"/>
                 <w:b w:val="0"/>
-                <w:sz w:val="14"/>
+                <w:sz w:val="22"/>
               </w:rPr>
               <w:t>{p15d3}</w:t>
             </w:r>
@@ -3101,7 +3101,7 @@
               <w:rPr>
                 <w:rFonts w:ascii="DFKai-SB" w:hAnsi="DFKai-SB" w:eastAsia="標楷體"/>
                 <w:b w:val="0"/>
-                <w:sz w:val="14"/>
+                <w:sz w:val="22"/>
               </w:rPr>
               <w:t>{p15d4}</w:t>
             </w:r>
@@ -3128,7 +3128,7 @@
               <w:rPr>
                 <w:rFonts w:ascii="DFKai-SB" w:hAnsi="DFKai-SB" w:eastAsia="標楷體"/>
                 <w:b w:val="0"/>
-                <w:sz w:val="14"/>
+                <w:sz w:val="22"/>
               </w:rPr>
               <w:t>{p15d5}</w:t>
             </w:r>
@@ -3155,7 +3155,7 @@
               <w:rPr>
                 <w:rFonts w:ascii="DFKai-SB" w:hAnsi="DFKai-SB" w:eastAsia="標楷體"/>
                 <w:b w:val="0"/>
-                <w:sz w:val="14"/>
+                <w:sz w:val="22"/>
               </w:rPr>
               <w:t>{p15d6}{/show15}</w:t>
             </w:r>

--- a/templates/timetable-template.docx
+++ b/templates/timetable-template.docx
@@ -28,6 +28,13 @@
           <w:sz w:val="24"/>
         </w:rPr>
         <w:t>學號：{studentId}　姓名：{studentName}</w:t>
+      </w:r>
+      <w:r>
+        <w:rPr>
+          <w:rFonts w:ascii="DFKai-SB" w:hAnsi="DFKai-SB" w:eastAsia="標楷體"/>
+          <w:sz w:val="24"/>
+        </w:rPr>
+        <w:t xml:space="preserve">　班級：{studentClass}</w:t>
       </w:r>
     </w:p>
     <w:tbl>
